--- a/data/outputs/v2/Grade11/Biology/Quizzes/SS1.2_Ecology/Biology_G11_SS1.2_Ecology_L7_AnswerKey.docx
+++ b/data/outputs/v2/Grade11/Biology/Quizzes/SS1.2_Ecology/Biology_G11_SS1.2_Ecology_L7_AnswerKey.docx
@@ -1405,7 +1405,7 @@
         </w:rPr>
         <w:t xml:space="preserve">© 2026 SeaVuria and ARES. Aligned with KICD objectives. Developed by SeaVuria; technical implementation by ARES (with AI assistance from Claude). Licensed under </w:t>
       </w:r>
-      <w:hyperlink w:history="1" r:id="rIdm7loyiacxlokcv8uvhzdf">
+      <w:hyperlink w:history="1" r:id="rIdqktaxlvs-h5xorhvs4fya">
         <w:r>
           <w:rPr>
             <w:rFonts w:ascii="Arial" w:cs="Arial" w:eastAsia="Arial" w:hAnsi="Arial"/>
@@ -1426,7 +1426,7 @@
         </w:rPr>
         <w:t xml:space="preserve"> (</w:t>
       </w:r>
-      <w:hyperlink w:history="1" r:id="rIdxzvnlcp954mn_7p8r0qii">
+      <w:hyperlink w:history="1" r:id="rId0bsazqxwil9uydk8atq7x">
         <w:r>
           <w:rPr>
             <w:rFonts w:ascii="Arial" w:cs="Arial" w:eastAsia="Arial" w:hAnsi="Arial"/>

--- a/data/outputs/v2/Grade11/Biology/Quizzes/SS1.2_Ecology/Biology_G11_SS1.2_Ecology_L7_AnswerKey.docx
+++ b/data/outputs/v2/Grade11/Biology/Quizzes/SS1.2_Ecology/Biology_G11_SS1.2_Ecology_L7_AnswerKey.docx
@@ -1405,7 +1405,7 @@
         </w:rPr>
         <w:t xml:space="preserve">© 2026 SeaVuria and ARES. Aligned with KICD objectives. Developed by SeaVuria; technical implementation by ARES (with AI assistance from Claude). Licensed under </w:t>
       </w:r>
-      <w:hyperlink w:history="1" r:id="rIdqktaxlvs-h5xorhvs4fya">
+      <w:hyperlink w:history="1" r:id="rIdxfrqkdfcbfr_s2fbqeevh">
         <w:r>
           <w:rPr>
             <w:rFonts w:ascii="Arial" w:cs="Arial" w:eastAsia="Arial" w:hAnsi="Arial"/>
@@ -1426,7 +1426,7 @@
         </w:rPr>
         <w:t xml:space="preserve"> (</w:t>
       </w:r>
-      <w:hyperlink w:history="1" r:id="rId0bsazqxwil9uydk8atq7x">
+      <w:hyperlink w:history="1" r:id="rIdbscrw_szlytxjpqdjrjw7">
         <w:r>
           <w:rPr>
             <w:rFonts w:ascii="Arial" w:cs="Arial" w:eastAsia="Arial" w:hAnsi="Arial"/>
